--- a/docs/files/Internal_Rules_for_Handling_of_Inside_Information_and_Trading_in_Shares__Policy_2026-10.docx
+++ b/docs/files/Internal_Rules_for_Handling_of_Inside_Information_and_Trading_in_Shares__Policy_2026-10.docx
@@ -19,7 +19,7 @@
               <a:graphicData uri="http://schemas.openxmlformats.org/drawingml/2006/picture">
                 <pic:pic>
                   <pic:nvPicPr>
-                    <pic:cNvPr id="0" name="tmpntq3srch.png"/>
+                    <pic:cNvPr id="0" name="tmp7ovt7zxh.png"/>
                     <pic:cNvPicPr/>
                   </pic:nvPicPr>
                   <pic:blipFill>
@@ -2686,6 +2686,7 @@
     <w:p>
       <w:pPr>
         <w:keepNext/>
+        <w:pageBreakBefore/>
         <w:spacing w:before="260" w:after="160"/>
       </w:pPr>
       <w:r>
@@ -3597,6 +3598,7 @@
     <w:p>
       <w:pPr>
         <w:keepNext/>
+        <w:pageBreakBefore/>
         <w:spacing w:before="260" w:after="160"/>
       </w:pPr>
       <w:r>
@@ -3741,6 +3743,7 @@
     <w:p>
       <w:pPr>
         <w:keepNext/>
+        <w:pageBreakBefore/>
         <w:spacing w:before="260" w:after="160"/>
       </w:pPr>
       <w:r>
@@ -3837,6 +3840,7 @@
     <w:p>
       <w:pPr>
         <w:keepNext/>
+        <w:pageBreakBefore/>
         <w:spacing w:before="260" w:after="160"/>
       </w:pPr>
       <w:r>
@@ -4220,6 +4224,7 @@
     <w:p>
       <w:pPr>
         <w:keepNext/>
+        <w:pageBreakBefore/>
         <w:spacing w:before="260" w:after="160"/>
       </w:pPr>
       <w:r>
@@ -5084,6 +5089,7 @@
     <w:p>
       <w:pPr>
         <w:keepNext/>
+        <w:pageBreakBefore/>
         <w:spacing w:before="260" w:after="160"/>
       </w:pPr>
       <w:r>
